--- a/paper/Weld Result NR 2026-02-24.docx
+++ b/paper/Weld Result NR 2026-02-24.docx
@@ -156,23 +156,8 @@
         <w:rPr>
           <w:rFonts w:ascii="Calibri" w:hAnsi="Calibri" w:cs="Calibri"/>
         </w:rPr>
-        <w:t xml:space="preserve">The remaining datasets are constructed from force and moment measurement time series. </w:t>
-      </w:r>
-      <w:proofErr w:type="gramStart"/>
-      <w:r>
-        <w:rPr>
-          <w:rFonts w:ascii="Calibri" w:hAnsi="Calibri" w:cs="Calibri"/>
-        </w:rPr>
-        <w:t>Each time</w:t>
-      </w:r>
-      <w:proofErr w:type="gramEnd"/>
-      <w:r>
-        <w:rPr>
-          <w:rFonts w:ascii="Calibri" w:hAnsi="Calibri" w:cs="Calibri"/>
-        </w:rPr>
-        <w:t xml:space="preserve"> series is partitioned into two segments—the dwell region and the weld region—based on the time stamp. Features are extracted from both regions using the </w:t>
-      </w:r>
-      <w:proofErr w:type="spellStart"/>
+        <w:t xml:space="preserve">The remaining datasets are constructed from force and moment measurement time series. Each time series is partitioned into two segments—the dwell region and the weld region—based on the time stamp. Features are extracted from both regions using the </w:t>
+      </w:r>
       <w:r>
         <w:rPr>
           <w:rFonts w:ascii="Calibri" w:hAnsi="Calibri" w:cs="Calibri"/>
@@ -181,7 +166,6 @@
         </w:rPr>
         <w:t>tsfresh</w:t>
       </w:r>
-      <w:proofErr w:type="spellEnd"/>
       <w:r>
         <w:rPr>
           <w:rFonts w:ascii="Calibri" w:hAnsi="Calibri" w:cs="Calibri"/>
@@ -435,35 +419,7 @@
         <w:rPr>
           <w:rFonts w:ascii="Calibri" w:hAnsi="Calibri" w:cs="Calibri"/>
         </w:rPr>
-        <w:t xml:space="preserve">The datasets are first used for </w:t>
-      </w:r>
-      <w:proofErr w:type="gramStart"/>
-      <w:r>
-        <w:rPr>
-          <w:rFonts w:ascii="Calibri" w:hAnsi="Calibri" w:cs="Calibri"/>
-        </w:rPr>
-        <w:t>exploratory</w:t>
-      </w:r>
-      <w:proofErr w:type="gramEnd"/>
-      <w:r>
-        <w:rPr>
-          <w:rFonts w:ascii="Calibri" w:hAnsi="Calibri" w:cs="Calibri"/>
-        </w:rPr>
-        <w:t xml:space="preserve"> data analysis to identify trends and variance in the responses. The same datasets are then employed to train a suite of eight machine learning models: an </w:t>
-      </w:r>
-      <w:proofErr w:type="spellStart"/>
-      <w:r>
-        <w:rPr>
-          <w:rFonts w:ascii="Calibri" w:hAnsi="Calibri" w:cs="Calibri"/>
-        </w:rPr>
-        <w:t>ElasticNet</w:t>
-      </w:r>
-      <w:proofErr w:type="spellEnd"/>
-      <w:r>
-        <w:rPr>
-          <w:rFonts w:ascii="Calibri" w:hAnsi="Calibri" w:cs="Calibri"/>
-        </w:rPr>
-        <w:t xml:space="preserve"> linear regression model, a support vector regressor with a nonlinear kernel, a k</w:t>
+        <w:t>The datasets are first used for exploratory data analysis to identify trends and variance in the responses. The same datasets are then employed to train a suite of eight machine learning models: an ElasticNet linear regression model, a support vector regressor with a nonlinear kernel, a k</w:t>
       </w:r>
       <w:r>
         <w:rPr>
@@ -487,21 +443,7 @@
         <w:rPr>
           <w:rFonts w:ascii="Calibri" w:hAnsi="Calibri" w:cs="Calibri"/>
         </w:rPr>
-        <w:t xml:space="preserve">based models including decision tree regressor, random forest regressor, gradient boosting regressor, and </w:t>
-      </w:r>
-      <w:proofErr w:type="spellStart"/>
-      <w:r>
-        <w:rPr>
-          <w:rFonts w:ascii="Calibri" w:hAnsi="Calibri" w:cs="Calibri"/>
-        </w:rPr>
-        <w:t>XGBoost</w:t>
-      </w:r>
-      <w:proofErr w:type="spellEnd"/>
-      <w:r>
-        <w:rPr>
-          <w:rFonts w:ascii="Calibri" w:hAnsi="Calibri" w:cs="Calibri"/>
-        </w:rPr>
-        <w:t>, as well as a transformer</w:t>
+        <w:t>based models including decision tree regressor, random forest regressor, gradient boosting regressor, and XGBoost, as well as a transformer</w:t>
       </w:r>
       <w:r>
         <w:rPr>
@@ -513,21 +455,7 @@
         <w:rPr>
           <w:rFonts w:ascii="Calibri" w:hAnsi="Calibri" w:cs="Calibri"/>
         </w:rPr>
-        <w:t>based tabular model (</w:t>
-      </w:r>
-      <w:proofErr w:type="spellStart"/>
-      <w:r>
-        <w:rPr>
-          <w:rFonts w:ascii="Calibri" w:hAnsi="Calibri" w:cs="Calibri"/>
-        </w:rPr>
-        <w:t>TabPFN</w:t>
-      </w:r>
-      <w:proofErr w:type="spellEnd"/>
-      <w:r>
-        <w:rPr>
-          <w:rFonts w:ascii="Calibri" w:hAnsi="Calibri" w:cs="Calibri"/>
-        </w:rPr>
-        <w:t>). The model development is implemented using the scikit</w:t>
+        <w:t>based tabular model (TabPFN). The model development is implemented using the scikit</w:t>
       </w:r>
       <w:r>
         <w:rPr>
@@ -539,49 +467,7 @@
         <w:rPr>
           <w:rFonts w:ascii="Calibri" w:hAnsi="Calibri" w:cs="Calibri"/>
         </w:rPr>
-        <w:t xml:space="preserve">learn, </w:t>
-      </w:r>
-      <w:proofErr w:type="spellStart"/>
-      <w:r>
-        <w:rPr>
-          <w:rFonts w:ascii="Calibri" w:hAnsi="Calibri" w:cs="Calibri"/>
-        </w:rPr>
-        <w:t>XGBoost</w:t>
-      </w:r>
-      <w:proofErr w:type="spellEnd"/>
-      <w:r>
-        <w:rPr>
-          <w:rFonts w:ascii="Calibri" w:hAnsi="Calibri" w:cs="Calibri"/>
-        </w:rPr>
-        <w:t xml:space="preserve">, and </w:t>
-      </w:r>
-      <w:proofErr w:type="spellStart"/>
-      <w:r>
-        <w:rPr>
-          <w:rFonts w:ascii="Calibri" w:hAnsi="Calibri" w:cs="Calibri"/>
-        </w:rPr>
-        <w:t>TabPFN</w:t>
-      </w:r>
-      <w:proofErr w:type="spellEnd"/>
-      <w:r>
-        <w:rPr>
-          <w:rFonts w:ascii="Calibri" w:hAnsi="Calibri" w:cs="Calibri"/>
-        </w:rPr>
-        <w:t xml:space="preserve"> libraries, with </w:t>
-      </w:r>
-      <w:proofErr w:type="spellStart"/>
-      <w:r>
-        <w:rPr>
-          <w:rFonts w:ascii="Calibri" w:hAnsi="Calibri" w:cs="Calibri"/>
-        </w:rPr>
-        <w:t>Optuna</w:t>
-      </w:r>
-      <w:proofErr w:type="spellEnd"/>
-      <w:r>
-        <w:rPr>
-          <w:rFonts w:ascii="Calibri" w:hAnsi="Calibri" w:cs="Calibri"/>
-        </w:rPr>
-        <w:t xml:space="preserve"> employed for hyperparameter optimization. This training procedure enables a systematic investigation of the predictive capability of both the original and augmented feature sets. The trained models are subsequently analyzed using SHAP values to quantify feature relevance and to interpret how individual features contribute to the predicted residual stress responses.</w:t>
+        <w:t>learn, XGBoost, and TabPFN libraries, with Optuna employed for hyperparameter optimization. This training procedure enables a systematic investigation of the predictive capability of both the original and augmented feature sets. The trained models are subsequently analyzed using SHAP values to quantify feature relevance and to interpret how individual features contribute to the predicted residual stress responses.</w:t>
       </w:r>
     </w:p>
     <w:p>
@@ -2047,19 +1933,11 @@
                 <w:rFonts w:ascii="Calibri" w:hAnsi="Calibri" w:cs="Calibri"/>
               </w:rPr>
             </w:pPr>
-            <w:proofErr w:type="spellStart"/>
             <w:r>
               <w:rPr>
                 <w:rFonts w:ascii="Calibri" w:hAnsi="Calibri" w:cs="Calibri"/>
               </w:rPr>
-              <w:t>n.s</w:t>
-            </w:r>
-            <w:proofErr w:type="spellEnd"/>
-            <w:r>
-              <w:rPr>
-                <w:rFonts w:ascii="Calibri" w:hAnsi="Calibri" w:cs="Calibri"/>
-              </w:rPr>
-              <w:t>.</w:t>
+              <w:t>n.s.</w:t>
             </w:r>
           </w:p>
         </w:tc>
@@ -3448,23 +3326,7 @@
           <w:rFonts w:ascii="Calibri" w:hAnsi="Calibri" w:cs="Calibri"/>
           <w:szCs w:val="24"/>
         </w:rPr>
-        <w:t xml:space="preserve">Rotational speed ranks second in importance. The remaining features—those derived from </w:t>
-      </w:r>
-      <w:proofErr w:type="spellStart"/>
-      <w:r>
-        <w:rPr>
-          <w:rFonts w:ascii="Calibri" w:hAnsi="Calibri" w:cs="Calibri"/>
-          <w:szCs w:val="24"/>
-        </w:rPr>
-        <w:t>Fx</w:t>
-      </w:r>
-      <w:proofErr w:type="spellEnd"/>
-      <w:r>
-        <w:rPr>
-          <w:rFonts w:ascii="Calibri" w:hAnsi="Calibri" w:cs="Calibri"/>
-          <w:szCs w:val="24"/>
-        </w:rPr>
-        <w:t>, Fy, Fz, and welding speed—have a moderately lower influence compared to rotational speed and position.</w:t>
+        <w:t>Rotational speed ranks second in importance. The remaining features—those derived from Fx, Fy, Fz, and welding speed—have a moderately lower influence compared to rotational speed and position.</w:t>
       </w:r>
     </w:p>
     <w:p>
@@ -3898,23 +3760,7 @@
           <w:rFonts w:ascii="Calibri" w:hAnsi="Calibri" w:cs="Calibri"/>
           <w:szCs w:val="24"/>
         </w:rPr>
-        <w:t xml:space="preserve">The plot of SHAP values against </w:t>
-      </w:r>
-      <w:proofErr w:type="spellStart"/>
-      <w:r>
-        <w:rPr>
-          <w:rFonts w:ascii="Calibri" w:hAnsi="Calibri" w:cs="Calibri"/>
-          <w:szCs w:val="24"/>
-        </w:rPr>
-        <w:t>Fx</w:t>
-      </w:r>
-      <w:proofErr w:type="spellEnd"/>
-      <w:r>
-        <w:rPr>
-          <w:rFonts w:ascii="Calibri" w:hAnsi="Calibri" w:cs="Calibri"/>
-          <w:szCs w:val="24"/>
-        </w:rPr>
-        <w:t xml:space="preserve"> reveals a positional correlation, indicating that the force in the x-direction varies systematically with the weld position.</w:t>
+        <w:t>The plot of SHAP values against Fx reveals a positional correlation, indicating that the force in the x-direction varies systematically with the weld position.</w:t>
       </w:r>
     </w:p>
     <w:p>
@@ -3993,39 +3839,7 @@
           <w:rFonts w:ascii="Calibri" w:hAnsi="Calibri" w:cs="Calibri"/>
           <w:szCs w:val="24"/>
         </w:rPr>
-        <w:t xml:space="preserve">The SHAP values of Fz indicate that as Fz increases, the residual stress tends to become more compressive. However, this trend is relatively weak compared with the influence observed </w:t>
-      </w:r>
-      <w:proofErr w:type="gramStart"/>
-      <w:r>
-        <w:rPr>
-          <w:rFonts w:ascii="Calibri" w:hAnsi="Calibri" w:cs="Calibri"/>
-          <w:szCs w:val="24"/>
-        </w:rPr>
-        <w:t>for</w:t>
-      </w:r>
-      <w:proofErr w:type="gramEnd"/>
-      <w:r>
-        <w:rPr>
-          <w:rFonts w:ascii="Calibri" w:hAnsi="Calibri" w:cs="Calibri"/>
-          <w:szCs w:val="24"/>
-        </w:rPr>
-        <w:t xml:space="preserve"> </w:t>
-      </w:r>
-      <w:proofErr w:type="spellStart"/>
-      <w:r>
-        <w:rPr>
-          <w:rFonts w:ascii="Calibri" w:hAnsi="Calibri" w:cs="Calibri"/>
-          <w:szCs w:val="24"/>
-        </w:rPr>
-        <w:t>Fx</w:t>
-      </w:r>
-      <w:proofErr w:type="spellEnd"/>
-      <w:r>
-        <w:rPr>
-          <w:rFonts w:ascii="Calibri" w:hAnsi="Calibri" w:cs="Calibri"/>
-          <w:szCs w:val="24"/>
-        </w:rPr>
-        <w:t>.</w:t>
+        <w:t>The SHAP values of Fz indicate that as Fz increases, the residual stress tends to become more compressive. However, this trend is relatively weak compared with the influence observed for Fx.</w:t>
       </w:r>
     </w:p>
     <w:sectPr>
@@ -4991,6 +4805,7 @@
   <w:style w:type="character" w:default="1" w:styleId="DefaultParagraphFont">
     <w:name w:val="Default Paragraph Font"/>
     <w:uiPriority w:val="1"/>
+    <w:semiHidden/>
     <w:unhideWhenUsed/>
   </w:style>
   <w:style w:type="table" w:default="1" w:styleId="TableNormal">
